--- a/Material_5_LNO_La2NiO4/FeodorLynen_LNO_EN.docx
+++ b/Material_5_LNO_La2NiO4/FeodorLynen_LNO_EN.docx
@@ -430,15 +430,7 @@
                 <w:sz w:val="19"/>
                 <w:szCs w:val="19"/>
               </w:rPr>
-              <w:t xml:space="preserve">Prof. Dr. William C. Chueh, Department of Materials Science and Engineering, Stanford University, USA – </w:t>
-            </w:r>
-            <w:r>
-              <w:rPr>
-                <w:rFonts w:ascii="Arial" w:eastAsia="Times New Roman" w:hAnsi="Arial" w:cs="Arial"/>
-                <w:sz w:val="19"/>
-                <w:szCs w:val="19"/>
-              </w:rPr>
-              <w:t>Friedrich Wilhelm Bessel Research Award winner of the AvH Foundation (2021), member of the Humboldt Network</w:t>
+              <w:t xml:space="preserve">Prof. Dr. William C. Chueh, Department of Materials Science and Engineering, Stanford University, USA – Friedrich Wilhelm Bessel Research Award winner of the AvH Foundation (2021), member of the Humboldt Network</w:t>
             </w:r>
           </w:p>
         </w:tc>
@@ -877,15 +869,7 @@
           <w:sz w:val="21"/>
           <w:szCs w:val="21"/>
         </w:rPr>
-        <w:t xml:space="preserve"> </w:t>
-      </w:r>
-      <w:r>
-        <w:rPr>
-          <w:rFonts w:ascii="Arial" w:hAnsi="Arial" w:cs="Arial"/>
-          <w:sz w:val="21"/>
-          <w:szCs w:val="21"/>
-        </w:rPr>
-        <w:t>determines the central figures of merit (ON/OFF ratio, forming voltage, retention). Energy research, by contrast, has quantitatively established that E</w:t>
+        <w:t xml:space="preserve"> determines the central figures of merit (ON/OFF ratio, forming voltage, retention). Energy research, by contrast, has quantitatively established that E</w:t>
       </w:r>
       <w:r>
         <w:rPr>
@@ -971,15 +955,7 @@
           <w:sz w:val="21"/>
           <w:szCs w:val="21"/>
         </w:rPr>
-        <w:t xml:space="preserve"> </w:t>
-      </w:r>
-      <w:r>
-        <w:rPr>
-          <w:rFonts w:ascii="Arial" w:hAnsi="Arial" w:cs="Arial"/>
-          <w:sz w:val="21"/>
-          <w:szCs w:val="21"/>
-        </w:rPr>
-        <w:t>the material by construction, in the form of mobile interstitial oxygen.</w:t>
+        <w:t xml:space="preserve"> the material by construction, in the form of mobile interstitial oxygen.</w:t>
       </w:r>
     </w:p>
     <w:p>
@@ -1100,15 +1076,7 @@
           <w:sz w:val="21"/>
           <w:szCs w:val="21"/>
         </w:rPr>
-        <w:t xml:space="preserve">) both dope holes into the Ni–O planes. The electronic structure of the Sr series is canonical ligand-hole physics – polarisation-dependent O-1s X-ray absorption by Kuiper, Sawatzky and co-workers showed that the doped holes carry dominant O-2p character [9] – and δ </w:t>
-      </w:r>
-      <w:r>
-        <w:rPr>
-          <w:rFonts w:ascii="Arial" w:hAnsi="Arial" w:cs="Arial"/>
-          <w:sz w:val="21"/>
-          <w:szCs w:val="21"/>
-        </w:rPr>
-        <w:t xml:space="preserve">is quantifiable spectroscopically [11], so both descriptor axes are measurable. </w:t>
+        <w:t xml:space="preserve">) both dope holes into the Ni–O planes. The electronic structure of the Sr series is canonical ligand-hole physics – polarisation-dependent O-1s X-ray absorption by Kuiper, Sawatzky and co-workers showed that the doped holes carry dominant O-2p character [9] – and δ is quantifiable spectroscopically [11], so both descriptor axes are measurable. </w:t>
       </w:r>
       <w:r>
         <w:rPr>
@@ -1178,7 +1146,7 @@
           <w:sz w:val="21"/>
           <w:szCs w:val="21"/>
         </w:rPr>
-        <w:t xml:space="preserve"> all published devices rely on a reactive TiN/TiN</w:t>
+        <w:t xml:space="preserve"> all published forming-free analogue thin-film devices rely on a reactive TiN/TiN</w:t>
       </w:r>
       <w:r>
         <w:rPr>
@@ -1230,7 +1198,7 @@
           <w:sz w:val="21"/>
           <w:szCs w:val="21"/>
         </w:rPr>
-        <w:t xml:space="preserve"> switching – has never been demonstrated (an explicit negative finding of my systematic literature analysis). If the interstitial reservoir can absorb and release the switched oxygen internally, La</w:t>
+        <w:t xml:space="preserve"> switching – has never been demonstrated in this planar thin-film geometry (my systematic literature analysis; TiN-free memristance is so far reported only for all-oxide bilayer and single-crystal junction geometries). If the interstitial reservoir can absorb and release the switched oxygen internally, La</w:t>
       </w:r>
       <w:r>
         <w:rPr>
@@ -1264,15 +1232,7 @@
           <w:sz w:val="21"/>
           <w:szCs w:val="21"/>
         </w:rPr>
-        <w:t xml:space="preserve"> </w:t>
-      </w:r>
-      <w:r>
-        <w:rPr>
-          <w:rFonts w:ascii="Arial" w:hAnsi="Arial" w:cs="Arial"/>
-          <w:sz w:val="21"/>
-          <w:szCs w:val="21"/>
-        </w:rPr>
-        <w:t xml:space="preserve">becomes the first memristor whose oxygen balance is intrinsic </w:t>
+        <w:t xml:space="preserve"> becomes the first memristor whose oxygen balance is intrinsic </w:t>
       </w:r>
       <w:r>
         <w:rPr>
@@ -1290,15 +1250,7 @@
           <w:sz w:val="21"/>
           <w:szCs w:val="21"/>
         </w:rPr>
-        <w:t>, with photoelectron-transparent, gas-tight graphene electrodes [13, 14] providing both the seal and the spectroscopic window. My central hypothesis: the switching figures of merit are set by the measurable descriptor pair (covalency, δ) of the nickelate itself, not by electrode chemistry. The risk is managed by a decision gate (month 12): if inert-electrode switching does not materialise, the established TiN geometry [10, </w:t>
-      </w:r>
-      <w:r>
-        <w:rPr>
-          <w:rFonts w:ascii="Arial" w:hAnsi="Arial" w:cs="Arial"/>
-          <w:sz w:val="21"/>
-          <w:szCs w:val="21"/>
-        </w:rPr>
-        <w:t>11] combined with spectroscopic isolation of the nickelate contribution [12] carries the descriptor study to completion – the correlation question remains answerable either way.</w:t>
+        <w:t>, with photoelectron-transparent, gas-tight graphene electrodes [13, 14] providing both the seal and the spectroscopic window. My central hypothesis: the switching figures of merit are set by the measurable descriptor pair (covalency, δ) of the nickelate itself, not by electrode chemistry. The risk is managed by a decision gate (month 12): if inert-electrode switching does not materialise, the established TiN geometry [10, 11] combined with spectroscopic isolation of the nickelate contribution [12] carries the descriptor study to completion – the correlation question remains answerable either way.</w:t>
       </w:r>
     </w:p>
     <w:p>
@@ -1330,15 +1282,7 @@
           <w:sz w:val="21"/>
           <w:szCs w:val="21"/>
         </w:rPr>
-        <w:t>The group of Prof. William Chueh is a world leader in exactly the combination this project requires: defect chemistry and non-stoichiometry of redox-active oxides, quantitative operando X-ray absorption spectroscopy at the in-house Stanford Synchrotron Radiation Lightsource (SSRL), and redox chemistry of epitaxial perovskite thin films [19–21]. The group’</w:t>
-      </w:r>
-      <w:r>
-        <w:rPr>
-          <w:rFonts w:ascii="Arial" w:hAnsi="Arial" w:cs="Arial"/>
-          <w:sz w:val="21"/>
-          <w:szCs w:val="21"/>
-        </w:rPr>
-        <w:t>s seminal work on the redox activity of oxygen anions in oxygen-deficient perovskites [20] is a direct methodological blueprint for my project; the Nature Materials study on atomically defined LaNiO</w:t>
+        <w:t>The group of Prof. William Chueh is a world leader in exactly the combination this project requires: defect chemistry and non-stoichiometry of redox-active oxides, quantitative operando X-ray absorption spectroscopy at the in-house Stanford Synchrotron Radiation Lightsource (SSRL), and redox chemistry of epitaxial perovskite thin films [19–21]. The group’s seminal work on the redox activity of oxygen anions in oxygen-deficient perovskites [20] is a direct methodological blueprint for my project; the Nature Materials study on atomically defined LaNiO</w:t>
       </w:r>
       <w:r>
         <w:rPr>
@@ -1355,31 +1299,7 @@
           <w:sz w:val="21"/>
           <w:szCs w:val="21"/>
         </w:rPr>
-        <w:t xml:space="preserve"> surfaces [21] – with Christoph Baeumer from the Jülich school as first author – </w:t>
-      </w:r>
-      <w:r>
-        <w:rPr>
-          <w:rFonts w:ascii="Arial" w:hAnsi="Arial" w:cs="Arial"/>
-          <w:sz w:val="21"/>
-          <w:szCs w:val="21"/>
-        </w:rPr>
-        <w:t>furthermore demonstrates that the group routinely masters epitaxial perovskite model systems of the type proposed here and successfully integrates German postdocs. Direct SSRL access makes XAS campaigns plannable that in Europe cost months of lead time through competitive single proposals. Complementarily, I contribute the device side, from which the Stanford environment profits in turn: PLD process development, memristive device processing and statistically robust switching characterisation from five years</w:t>
-      </w:r>
-      <w:r>
-        <w:rPr>
-          <w:rFonts w:ascii="Arial" w:hAnsi="Arial" w:cs="Arial"/>
-          <w:sz w:val="21"/>
-          <w:szCs w:val="21"/>
-        </w:rPr>
-        <w:t xml:space="preserve"> at the Peter Gr</w:t>
-      </w:r>
-      <w:r>
-        <w:rPr>
-          <w:rFonts w:ascii="Arial" w:hAnsi="Arial" w:cs="Arial"/>
-          <w:sz w:val="21"/>
-          <w:szCs w:val="21"/>
-        </w:rPr>
-        <w:t>ünberg Institute (PGI-7, group of Prof. Dittmann) [E1–E3]. The constellation is thus a genuine two-way transfer of knowledge. For complementary epitaxial growth questions, the environment of the Stanford Institute for Materials and Energy Sciences (SIMES) at SLAC is available. As a Bessel Research Award winner (2021), Prof. Chueh is a member of the Humboldt Network and has repeatedly hosted German postdocs – the host eligibility required by the programme is given.</w:t>
+        <w:t xml:space="preserve"> surfaces [21] – with Christoph Baeumer from the Jülich school as first author – furthermore demonstrates that the group routinely masters epitaxial perovskite model systems of the type proposed here and successfully integrates German postdocs. Direct SSRL access makes XAS campaigns plannable that in Europe cost months of lead time through competitive single proposals. Complementarily, I contribute the device side, from which the Stanford environment profits in turn: PLD process development, memristive device processing and statistically robust switching characterisation from five years at the Peter Grünberg Institute (PGI-7, group of Prof. Dittmann) [E1–E3]. The constellation is thus a genuine two-way transfer of knowledge. For complementary epitaxial growth questions, the environment of the Stanford Institute for Materials and Energy Sciences (SIMES) at SLAC is available. As a Bessel Research Award winner (2021), Prof. Chueh is a member of the Humboldt Network and has repeatedly hosted German postdocs – the host eligibility required by the programme is given.</w:t>
       </w:r>
     </w:p>
     <w:p>
@@ -1407,13 +1327,7 @@
         <w:rPr>
           <w:rFonts w:ascii="Arial" w:eastAsia="Times New Roman" w:hAnsi="Arial" w:cs="Arial"/>
         </w:rPr>
-        <w:t xml:space="preserve">WP1 – </w:t>
-      </w:r>
-      <w:r>
-        <w:rPr>
-          <w:rFonts w:ascii="Arial" w:eastAsia="Times New Roman" w:hAnsi="Arial" w:cs="Arial"/>
-        </w:rPr>
-        <w:t>Synthesis and descriptor measurement (months 1–10)</w:t>
+        <w:t xml:space="preserve">WP1 – Synthesis and descriptor measurement (months 1–10)</w:t>
       </w:r>
     </w:p>
     <w:p>
@@ -1584,15 +1498,7 @@
           <w:sz w:val="21"/>
           <w:szCs w:val="21"/>
         </w:rPr>
-        <w:t xml:space="preserve"> and O-K analysis following [9, 15, 16] for every (δ, x) point → </w:t>
-      </w:r>
-      <w:r>
-        <w:rPr>
-          <w:rFonts w:ascii="Arial" w:hAnsi="Arial" w:cs="Arial"/>
-          <w:sz w:val="21"/>
-          <w:szCs w:val="21"/>
-        </w:rPr>
-        <w:t xml:space="preserve">experimental descriptor set (covalency, hole character, interstitial content). </w:t>
+        <w:t xml:space="preserve"> and O-K analysis following [9, 15, 16] for every (δ, x) point → experimental descriptor set (covalency, hole character, interstitial content). </w:t>
       </w:r>
       <w:r>
         <w:rPr>
@@ -1634,15 +1540,7 @@
           <w:sz w:val="21"/>
           <w:szCs w:val="21"/>
         </w:rPr>
-        <w:t xml:space="preserve">Three electrode flavours, photolithographically processed with ≥ 30 nominally identical cells each: (i) the established TiN geometry as benchmark [10, 11]; (ii) inert Pt electrodes; (iii) graphene-sealed cells – gas-tight and photoelectron-transparent [13, 14] – </w:t>
-      </w:r>
-      <w:r>
-        <w:rPr>
-          <w:rFonts w:ascii="Arial" w:hAnsi="Arial" w:cs="Arial"/>
-          <w:sz w:val="21"/>
-          <w:szCs w:val="21"/>
-        </w:rPr>
-        <w:t xml:space="preserve">testing whether the interstitial reservoir sustains switching without any reactive sink. </w:t>
+        <w:t xml:space="preserve">Three electrode flavours, photolithographically processed with ≥ 30 nominally identical cells each: (i) the established TiN geometry as benchmark [10, 11]; (ii) inert Pt electrodes; (iii) graphene-sealed cells – gas-tight and photoelectron-transparent [13, 14] – testing whether the interstitial reservoir sustains switching without any reactive sink. </w:t>
       </w:r>
       <w:r>
         <w:rPr>
@@ -1684,13 +1582,7 @@
         <w:rPr>
           <w:rFonts w:ascii="Arial" w:eastAsia="Times New Roman" w:hAnsi="Arial" w:cs="Arial"/>
         </w:rPr>
-        <w:t xml:space="preserve">WP3 – </w:t>
-      </w:r>
-      <w:r>
-        <w:rPr>
-          <w:rFonts w:ascii="Arial" w:eastAsia="Times New Roman" w:hAnsi="Arial" w:cs="Arial"/>
-        </w:rPr>
-        <w:t>Correlation, operando validation and publication (months 16–24)</w:t>
+        <w:t xml:space="preserve">WP3 – Correlation, operando validation and publication (months 16–24)</w:t>
       </w:r>
     </w:p>
     <w:p>
@@ -3054,15 +2946,7 @@
           <w:sz w:val="21"/>
           <w:szCs w:val="21"/>
         </w:rPr>
-        <w:t xml:space="preserve">The project is the deliberate building block between my doctorate (memristive devices, PLD, switching statistics) and my longer-term goal of establishing my own junior research group in Germany on descriptor-based materials development for memristive oxides (Emmy Noether proposal in preparation; ERC Starting Grant as an alternative). The stay with Prof. Chueh closes the one competence gap of my profile – quantitative synchrotron XAS and defect thermodynamics – </w:t>
-      </w:r>
-      <w:r>
-        <w:rPr>
-          <w:rFonts w:ascii="Arial" w:hAnsi="Arial" w:cs="Arial"/>
-          <w:sz w:val="21"/>
-          <w:szCs w:val="21"/>
-        </w:rPr>
-        <w:t>and at the same time delivers the empirical foundation (the descriptor-resolved La</w:t>
+        <w:t xml:space="preserve">The project is the deliberate building block between my doctorate (memristive devices, PLD, switching statistics) and my longer-term goal of establishing my own junior research group in Germany on descriptor-based materials development for memristive oxides (Emmy Noether proposal in preparation; ERC Starting Grant as an alternative). The stay with Prof. Chueh closes the one competence gap of my profile – quantitative synchrotron XAS and defect thermodynamics – and at the same time delivers the empirical foundation (the descriptor-resolved La</w:t>
       </w:r>
       <w:r>
         <w:rPr>
@@ -3096,23 +2980,7 @@
           <w:sz w:val="21"/>
           <w:szCs w:val="21"/>
         </w:rPr>
-        <w:t xml:space="preserve"> dataset, and potentially the first intrinsically switching interstitial-oxygen memristor) for the larger programme of a “treasure map” </w:t>
-      </w:r>
-      <w:r>
-        <w:rPr>
-          <w:rFonts w:ascii="Arial" w:hAnsi="Arial" w:cs="Arial"/>
-          <w:sz w:val="21"/>
-          <w:szCs w:val="21"/>
-        </w:rPr>
-        <w:t>of memristive oxides in analogy to the bonding-descriptor maps of Wuttig et al. [22]. The subsequent group programme then extends the methodology to the perovskite vacancy families (manganites, ferrites, cobaltites), placing interstitial- and vacancy-mediated switching on one common descriptor map. The return is concretely planned: reintegration into the German oxide-electronics environment (FZ Jü</w:t>
-      </w:r>
-      <w:r>
-        <w:rPr>
-          <w:rFonts w:ascii="Arial" w:hAnsi="Arial" w:cs="Arial"/>
-          <w:sz w:val="21"/>
-          <w:szCs w:val="21"/>
-        </w:rPr>
-        <w:t>lich/RWTH Aachen, JARA), supported by the Feodor Lynen Return Fellowship, with submission of the group proposal during the final year of the stay. The Stanford/SSRL collaboration built up abroad will be continued as the transatlantic bridge of the future group.</w:t>
+        <w:t xml:space="preserve"> dataset, and potentially the first intrinsically switching interstitial-oxygen memristor) for the larger programme of a “treasure map” of memristive oxides in analogy to the bonding-descriptor maps of Wuttig et al. [22]. The subsequent group programme then extends the methodology to the perovskite vacancy families (manganites, ferrites, cobaltites), placing interstitial- and vacancy-mediated switching on one common descriptor map. The return is concretely planned: reintegration into the German oxide-electronics environment (FZ Jülich/RWTH Aachen, JARA), supported by the Feodor Lynen Return Fellowship, with submission of the group proposal during the final year of the stay. The Stanford/SSRL collaboration built up abroad will be continued as the transatlantic bridge of the future group.</w:t>
       </w:r>
     </w:p>
     <w:p>
@@ -3166,15 +3034,7 @@
           <w:sz w:val="18"/>
           <w:szCs w:val="18"/>
         </w:rPr>
-        <w:t xml:space="preserve">[2] R. Waser, R. Dittmann, G. Staikov, K. Szot, Redox-Based Resistive Switching Memories – </w:t>
-      </w:r>
-      <w:r>
-        <w:rPr>
-          <w:rFonts w:ascii="Arial" w:hAnsi="Arial" w:cs="Arial"/>
-          <w:sz w:val="18"/>
-          <w:szCs w:val="18"/>
-        </w:rPr>
-        <w:t>Nanoionic Mechanisms, Prospects, and Challenges. Advanced Materials 21, 2632–2663 (2009).</w:t>
+        <w:t xml:space="preserve">[2] R. Waser, R. Dittmann, G. Staikov, K. Szot, Redox-Based Resistive Switching Memories – Nanoionic Mechanisms, Prospects, and Challenges. Advanced Materials 21, 2632–2663 (2009).</w:t>
       </w:r>
     </w:p>
     <w:p>
@@ -3274,15 +3134,7 @@
           <w:sz w:val="18"/>
           <w:szCs w:val="18"/>
         </w:rPr>
-        <w:t>[7] A. M. Deml, V. Stevanović, C. L. Muhich, C. B. Musgrave, R. O’</w:t>
-      </w:r>
-      <w:r>
-        <w:rPr>
-          <w:rFonts w:ascii="Arial" w:hAnsi="Arial" w:cs="Arial"/>
-          <w:sz w:val="18"/>
-          <w:szCs w:val="18"/>
-        </w:rPr>
-        <w:t>Hayre, Oxide enthalpy of formation and band gap energy as accurate descriptors of oxygen vacancy formation energetics. Energy &amp; Environmental Science 7, 1996–2004 (2014).</w:t>
+        <w:t>[7] A. M. Deml, V. Stevanović, C. L. Muhich, C. B. Musgrave, R. O’Hayre, Oxide enthalpy of formation and band gap energy as accurate descriptors of oxygen vacancy formation energetics. Energy &amp; Environmental Science 7, 1996–2004 (2014).</w:t>
       </w:r>
     </w:p>
     <w:p>
@@ -3373,15 +3225,7 @@
           <w:sz w:val="18"/>
           <w:szCs w:val="18"/>
         </w:rPr>
-        <w:t xml:space="preserve"> </w:t>
-      </w:r>
-      <w:r>
-        <w:rPr>
-          <w:rFonts w:ascii="Arial" w:hAnsi="Arial" w:cs="Arial"/>
-          <w:sz w:val="18"/>
-          <w:szCs w:val="18"/>
-        </w:rPr>
-        <w:t>studied by polarization-dependent x-ray-absorption spectroscopy and bremsstrahlung isochromat spectroscopy. Physical Review B 44, 4570–4575 (1991).</w:t>
+        <w:t xml:space="preserve"> studied by polarization-dependent x-ray-absorption spectroscopy and bremsstrahlung isochromat spectroscopy. Physical Review B 44, 4570–4575 (1991).</w:t>
       </w:r>
     </w:p>
     <w:p>
@@ -3950,15 +3794,7 @@
           <w:sz w:val="18"/>
           <w:szCs w:val="18"/>
         </w:rPr>
-        <w:t xml:space="preserve"> </w:t>
-      </w:r>
-      <w:r>
-        <w:rPr>
-          <w:rFonts w:ascii="Arial" w:hAnsi="Arial" w:cs="Arial"/>
-          <w:sz w:val="18"/>
-          <w:szCs w:val="18"/>
-        </w:rPr>
-        <w:t>for Area-Dependent Resistive Switching Devices. Advanced Electronic Materials (2026, accepted).</w:t>
+        <w:t xml:space="preserve"> for Area-Dependent Resistive Switching Devices. Advanced Electronic Materials (2026, accepted).</w:t>
       </w:r>
     </w:p>
     <w:p>
@@ -4783,15 +4619,7 @@
           <w:sz w:val="21"/>
           <w:szCs w:val="21"/>
         </w:rPr>
-        <w:t>Base fellowship € 2,187.50/month (minus host contribution) + foreign allowance USA (€ 1,892 single or € 2,528–</w:t>
-      </w:r>
-      <w:r>
-        <w:rPr>
-          <w:rFonts w:ascii="Arial" w:hAnsi="Arial" w:cs="Arial"/>
-          <w:sz w:val="21"/>
-          <w:szCs w:val="21"/>
-        </w:rPr>
-        <w:t>2,807 with family) + research cost allowance € 312.50/month + travel lump sums; family benefits (partner allowance € 205, child allowance € 400/100); afterwards optionally the Feodor Lynen Return Fellowship (up to 12 months, € 3,600/month) to bridge until group funding. Applications accepted at any time; selection meetings February/June/October; success rate approx. 40 %.</w:t>
+        <w:t>Base fellowship € 2,187.50/month (minus host contribution) + foreign allowance USA (€ 1,892 single or € 2,528–2,807 with family) + research cost allowance € 312.50/month + travel lump sums; family benefits (partner allowance € 205, child allowance € 400/100); afterwards optionally the Feodor Lynen Return Fellowship (up to 12 months, € 3,600/month) to bridge until group funding. Applications accepted at any time; selection meetings February/June/October; success rate approx. 40 %.</w:t>
       </w:r>
     </w:p>
     <w:sectPr>

--- a/Material_5_LNO_La2NiO4/FeodorLynen_LNO_EN.docx
+++ b/Material_5_LNO_La2NiO4/FeodorLynen_LNO_EN.docx
@@ -1128,7 +1128,7 @@
           <w:sz w:val="21"/>
           <w:szCs w:val="21"/>
         </w:rPr>
-        <w:t xml:space="preserve"> devices switch forming-free and analogue [10]; a δ-series showed that the oxygen content itself selects the switching mechanism – filamentary for oxygen-poor, interface-type for oxygen-rich films [11]; and operando XANES has proven the valence-change mechanism in the nickelate [12]. </w:t>
+        <w:t xml:space="preserve"> devices switch forming-free and analogue [10, 24]; a δ-series showed that the oxygen content itself selects the switching mechanism – filamentary for oxygen-poor, interface-type for oxygen-rich films [11]; and operando XANES has proven the valence-change mechanism in the nickelate [12]. </w:t>
       </w:r>
       <w:r>
         <w:rPr>
@@ -1198,7 +1198,7 @@
           <w:sz w:val="21"/>
           <w:szCs w:val="21"/>
         </w:rPr>
-        <w:t xml:space="preserve"> switching – has never been demonstrated in this planar thin-film geometry (my systematic literature analysis; TiN-free memristance is so far reported only for all-oxide bilayer and single-crystal junction geometries). If the interstitial reservoir can absorb and release the switched oxygen internally, La</w:t>
+        <w:t xml:space="preserve"> switching – has never been demonstrated in this planar thin-film geometry (my systematic literature analysis; TiN-free memristance is so far reported only for all-oxide bilayer and single-crystal junction geometries [23]). If the interstitial reservoir can absorb and release the switched oxygen internally, La</w:t>
       </w:r>
       <w:r>
         <w:rPr>
@@ -1250,7 +1250,7 @@
           <w:sz w:val="21"/>
           <w:szCs w:val="21"/>
         </w:rPr>
-        <w:t>, with photoelectron-transparent, gas-tight graphene electrodes [13, 14] providing both the seal and the spectroscopic window. My central hypothesis: the switching figures of merit are set by the measurable descriptor pair (covalency, δ) of the nickelate itself, not by electrode chemistry. The risk is managed by a decision gate (month 12): if inert-electrode switching does not materialise, the established TiN geometry [10, 11] combined with spectroscopic isolation of the nickelate contribution [12] carries the descriptor study to completion – the correlation question remains answerable either way.</w:t>
+        <w:t>, with photoelectron-transparent, gas-tight graphene electrodes [13, 14] providing both the seal and the spectroscopic window. Independent support for interstitial-oxygen resistive switching comes from the giant, oxygen-intercalation-driven switching recently demonstrated in a related Ruddlesden–Popper nickelate [25]. My central hypothesis: the switching figures of merit are set by the measurable descriptor pair (covalency, δ) of the nickelate itself, not by electrode chemistry. The risk is managed by a decision gate (month 12): if inert-electrode switching does not materialise, the established TiN geometry [10, 11] combined with spectroscopic isolation of the nickelate contribution [12] carries the descriptor study to completion – the correlation question remains answerable either way.</w:t>
       </w:r>
     </w:p>
     <w:p>
@@ -3724,6 +3724,66 @@
           <w:szCs w:val="18"/>
         </w:rPr>
         <w:t>[22] M. Wuttig et al., Revisiting the Nature of Chemical Bonding in Chalcogenides to Explain and Design their Properties. Advanced Materials 35, 2208485 (2023).</w:t>
+      </w:r>
+    </w:p>
+    <w:p>
+      <w:pPr>
+        <w:spacing w:after="60"/>
+        <w:ind w:hanging="480"/>
+        <w:divId w:val="2074693967"/>
+        <w:rPr>
+          <w:rFonts w:ascii="Arial" w:hAnsi="Arial" w:cs="Arial"/>
+          <w:sz w:val="18"/>
+          <w:szCs w:val="18"/>
+        </w:rPr>
+      </w:pPr>
+      <w:r>
+        <w:rPr>
+          <w:rFonts w:ascii="Arial" w:hAnsi="Arial" w:cs="Arial"/>
+          <w:sz w:val="18"/>
+          <w:szCs w:val="18"/>
+        </w:rPr>
+        <w:t xml:space="preserve">[23] K. Maas, C. Wulles, J. M. Caicedo Roque, B. Ballesteros, V. Lafarge, J. Santiso, M. Burriel, Role of pO2 and film microstructure on the memristive properties of La2NiO4+δ/LaNiO3-δ bilayers. Journal of Materials Chemistry A 10, 6523–6530 (2022).</w:t>
+      </w:r>
+    </w:p>
+    <w:p>
+      <w:pPr>
+        <w:spacing w:after="60"/>
+        <w:ind w:hanging="480"/>
+        <w:divId w:val="2074693967"/>
+        <w:rPr>
+          <w:rFonts w:ascii="Arial" w:hAnsi="Arial" w:cs="Arial"/>
+          <w:sz w:val="18"/>
+          <w:szCs w:val="18"/>
+        </w:rPr>
+      </w:pPr>
+      <w:r>
+        <w:rPr>
+          <w:rFonts w:ascii="Arial" w:hAnsi="Arial" w:cs="Arial"/>
+          <w:sz w:val="18"/>
+          <w:szCs w:val="18"/>
+        </w:rPr>
+        <w:t xml:space="preserve">[24] T.-K. Khuu, A. Koroleva, A. Degreze, E.-I. Vatajelu, G. Lefèvre, C. Jiménez, S. Blonkowski, E. Jalaguier, A. Bsiesy, M. Burriel, Analog memristive devices based on La2NiO4+δ as synapses for spiking neural networks. Journal of Physics D: Applied Physics 57, 10LT01 (2024).</w:t>
+      </w:r>
+    </w:p>
+    <w:p>
+      <w:pPr>
+        <w:spacing w:after="60"/>
+        <w:ind w:hanging="480"/>
+        <w:divId w:val="2074693967"/>
+        <w:rPr>
+          <w:rFonts w:ascii="Arial" w:hAnsi="Arial" w:cs="Arial"/>
+          <w:sz w:val="18"/>
+          <w:szCs w:val="18"/>
+        </w:rPr>
+      </w:pPr>
+      <w:r>
+        <w:rPr>
+          <w:rFonts w:ascii="Arial" w:hAnsi="Arial" w:cs="Arial"/>
+          <w:sz w:val="18"/>
+          <w:szCs w:val="18"/>
+        </w:rPr>
+        <w:t xml:space="preserve">[25] Y. Yao et al., Oxygen-intercalated Ruddlesden–Popper nickelate: giant resistive switching and emergent multi-electronic phase control. Materials Horizons 13, 2479–2488 (2026).</w:t>
       </w:r>
     </w:p>
     <w:p>

--- a/Material_5_LNO_La2NiO4/FeodorLynen_LNO_EN.docx
+++ b/Material_5_LNO_La2NiO4/FeodorLynen_LNO_EN.docx
@@ -1076,7 +1076,7 @@
           <w:sz w:val="21"/>
           <w:szCs w:val="21"/>
         </w:rPr>
-        <w:t xml:space="preserve">) both dope holes into the Ni–O planes. The electronic structure of the Sr series is canonical ligand-hole physics – polarisation-dependent O-1s X-ray absorption by Kuiper, Sawatzky and co-workers showed that the doped holes carry dominant O-2p character [9] – and δ is quantifiable spectroscopically [11], so both descriptor axes are measurable. </w:t>
+        <w:t xml:space="preserve">) both dope holes into the Ni–O planes. The electronic structure of the Sr series is canonical ligand-hole physics – polarisation-dependent O-1s X-ray absorption by Kuiper, Sawatzky and co-workers showed that the doped holes carry dominant O-2p character [9] – and δ is quantifiable spectroscopically [11], so both descriptor axes are measurable. The energetic link, however, is unwritten: no published relation connects the ligand-hole density (covalency) to the interstitial formation energy as a function of (δ, x) – the project establishes the interstitial analogue of the EV–covalency descriptor. </w:t>
       </w:r>
       <w:r>
         <w:rPr>
